--- a/pr-preview/pr-160/estimation-handout.docx
+++ b/pr-preview/pr-160/estimation-handout.docx
@@ -15,7 +15,7 @@
         <w:pStyle w:val="Date"/>
       </w:pPr>
       <w:r>
-        <w:t xml:space="preserve">Last modified: 2026-10-14 13:06:31 (PDT)</w:t>
+        <w:t xml:space="preserve">Last modified: 2026-10-14 13:44:39 (PDT)</w:t>
       </w:r>
     </w:p>
     <w:bookmarkStart w:id="14" w:name="scientific-models"/>
@@ -13721,6 +13721,67 @@
         </w:rPr>
         <w:t xml:space="preserve">Theorem 3 (Expanded squared bias)</w:t>
       </w:r>
+      <w:r>
+        <w:t xml:space="preserve"> </w:t>
+      </w:r>
+      <w:r>
+        <w:t xml:space="preserve">For any one-dimensional estimator</w:t>
+      </w:r>
+      <w:r>
+        <w:t xml:space="preserve"> </w:t>
+      </w:r>
+      <m:oMath>
+        <m:acc>
+          <m:accPr>
+            <m:chr m:val="̂"/>
+          </m:accPr>
+          <m:e>
+            <m:r>
+              <m:t>θ</m:t>
+            </m:r>
+          </m:e>
+        </m:acc>
+      </m:oMath>
+      <w:r>
+        <w:t xml:space="preserve"> </w:t>
+      </w:r>
+      <w:r>
+        <w:t xml:space="preserve">of an estimand</w:t>
+      </w:r>
+      <w:r>
+        <w:t xml:space="preserve"> </w:t>
+      </w:r>
+      <m:oMath>
+        <m:r>
+          <m:t>θ</m:t>
+        </m:r>
+      </m:oMath>
+      <w:r>
+        <w:t xml:space="preserve">,</w:t>
+      </w:r>
+      <w:r>
+        <w:t xml:space="preserve"> </w:t>
+      </w:r>
+      <w:r>
+        <w:t xml:space="preserve">the squared</w:t>
+      </w:r>
+      <w:r>
+        <w:t xml:space="preserve"> </w:t>
+      </w:r>
+      <w:hyperlink w:anchor="def-bias">
+        <w:r>
+          <w:rPr>
+            <w:rStyle w:val="Hyperlink"/>
+          </w:rPr>
+          <w:t xml:space="preserve">bias</w:t>
+        </w:r>
+      </w:hyperlink>
+      <w:r>
+        <w:t xml:space="preserve"> </w:t>
+      </w:r>
+      <w:r>
+        <w:t xml:space="preserve">is:</w:t>
+      </w:r>
     </w:p>
     <w:p>
       <w:pPr>
@@ -13943,6 +14004,20 @@
             <w:rStyle w:val="Hyperlink"/>
           </w:rPr>
           <w:t xml:space="preserve">Exercise 3</w:t>
+        </w:r>
+      </w:hyperlink>
+      <w:r>
+        <w:t xml:space="preserve">, worked in</w:t>
+      </w:r>
+      <w:r>
+        <w:t xml:space="preserve"> </w:t>
+      </w:r>
+      <w:hyperlink w:anchor="sol-sq-bias-expand">
+        <w:r>
+          <w:rPr>
+            <w:rStyle w:val="Hyperlink"/>
+          </w:rPr>
+          <w:t xml:space="preserve">Solution 3</w:t>
         </w:r>
       </w:hyperlink>
       <w:r>
@@ -15847,6 +15922,50 @@
         </w:rPr>
         <w:t xml:space="preserve">Theorem 4 (Expanded squared bias plus variance)</w:t>
       </w:r>
+      <w:r>
+        <w:t xml:space="preserve"> </w:t>
+      </w:r>
+      <w:r>
+        <w:t xml:space="preserve">For any one-dimensional estimator</w:t>
+      </w:r>
+      <w:r>
+        <w:t xml:space="preserve"> </w:t>
+      </w:r>
+      <m:oMath>
+        <m:acc>
+          <m:accPr>
+            <m:chr m:val="̂"/>
+          </m:accPr>
+          <m:e>
+            <m:r>
+              <m:t>θ</m:t>
+            </m:r>
+          </m:e>
+        </m:acc>
+      </m:oMath>
+      <w:r>
+        <w:t xml:space="preserve"> </w:t>
+      </w:r>
+      <w:r>
+        <w:t xml:space="preserve">of an estimand</w:t>
+      </w:r>
+      <w:r>
+        <w:t xml:space="preserve"> </w:t>
+      </w:r>
+      <m:oMath>
+        <m:r>
+          <m:t>θ</m:t>
+        </m:r>
+      </m:oMath>
+      <w:r>
+        <w:t xml:space="preserve">,</w:t>
+      </w:r>
+      <w:r>
+        <w:t xml:space="preserve"> </w:t>
+      </w:r>
+      <w:r>
+        <w:t xml:space="preserve">the squared bias plus the variance is:</w:t>
+      </w:r>
     </w:p>
     <w:p>
       <w:pPr>
@@ -16091,6 +16210,40 @@
             <w:rStyle w:val="Hyperlink"/>
           </w:rPr>
           <w:t xml:space="preserve">Exercise 4</w:t>
+        </w:r>
+      </w:hyperlink>
+      <w:r>
+        <w:t xml:space="preserve">, worked in</w:t>
+      </w:r>
+      <w:r>
+        <w:t xml:space="preserve"> </w:t>
+      </w:r>
+      <w:hyperlink w:anchor="sol-bias-sq-plus-var">
+        <w:r>
+          <w:rPr>
+            <w:rStyle w:val="Hyperlink"/>
+          </w:rPr>
+          <w:t xml:space="preserve">Solution 4</w:t>
+        </w:r>
+      </w:hyperlink>
+      <w:r>
+        <w:t xml:space="preserve">.</w:t>
+      </w:r>
+      <w:r>
+        <w:t xml:space="preserve"> </w:t>
+      </w:r>
+      <w:r>
+        <w:t xml:space="preserve">It adds the variance to the squared bias of</w:t>
+      </w:r>
+      <w:r>
+        <w:t xml:space="preserve"> </w:t>
+      </w:r>
+      <w:hyperlink w:anchor="thm-sq-bias-expand">
+        <w:r>
+          <w:rPr>
+            <w:rStyle w:val="Hyperlink"/>
+          </w:rPr>
+          <w:t xml:space="preserve">Theorem 3</w:t>
         </w:r>
       </w:hyperlink>
       <w:r>
@@ -17088,6 +17241,67 @@
         </w:rPr>
         <w:t xml:space="preserve">Theorem 5 (Expanded mean squared error)</w:t>
       </w:r>
+      <w:r>
+        <w:t xml:space="preserve"> </w:t>
+      </w:r>
+      <w:r>
+        <w:t xml:space="preserve">For any one-dimensional estimator</w:t>
+      </w:r>
+      <w:r>
+        <w:t xml:space="preserve"> </w:t>
+      </w:r>
+      <m:oMath>
+        <m:acc>
+          <m:accPr>
+            <m:chr m:val="̂"/>
+          </m:accPr>
+          <m:e>
+            <m:r>
+              <m:t>θ</m:t>
+            </m:r>
+          </m:e>
+        </m:acc>
+      </m:oMath>
+      <w:r>
+        <w:t xml:space="preserve"> </w:t>
+      </w:r>
+      <w:r>
+        <w:t xml:space="preserve">of an estimand</w:t>
+      </w:r>
+      <w:r>
+        <w:t xml:space="preserve"> </w:t>
+      </w:r>
+      <m:oMath>
+        <m:r>
+          <m:t>θ</m:t>
+        </m:r>
+      </m:oMath>
+      <w:r>
+        <w:t xml:space="preserve">,</w:t>
+      </w:r>
+      <w:r>
+        <w:t xml:space="preserve"> </w:t>
+      </w:r>
+      <w:r>
+        <w:t xml:space="preserve">the</w:t>
+      </w:r>
+      <w:r>
+        <w:t xml:space="preserve"> </w:t>
+      </w:r>
+      <w:hyperlink w:anchor="def-mse">
+        <w:r>
+          <w:rPr>
+            <w:rStyle w:val="Hyperlink"/>
+          </w:rPr>
+          <w:t xml:space="preserve">mean squared error</w:t>
+        </w:r>
+      </w:hyperlink>
+      <w:r>
+        <w:t xml:space="preserve"> </w:t>
+      </w:r>
+      <w:r>
+        <w:t xml:space="preserve">is:</w:t>
+      </w:r>
     </w:p>
     <w:p>
       <w:pPr>
@@ -17269,6 +17483,20 @@
             <w:rStyle w:val="Hyperlink"/>
           </w:rPr>
           <w:t xml:space="preserve">Exercise 5</w:t>
+        </w:r>
+      </w:hyperlink>
+      <w:r>
+        <w:t xml:space="preserve">, worked in</w:t>
+      </w:r>
+      <w:r>
+        <w:t xml:space="preserve"> </w:t>
+      </w:r>
+      <w:hyperlink w:anchor="sol-mse-expand">
+        <w:r>
+          <w:rPr>
+            <w:rStyle w:val="Hyperlink"/>
+          </w:rPr>
+          <w:t xml:space="preserve">Solution 5</w:t>
         </w:r>
       </w:hyperlink>
       <w:r>
